--- a/docs/05_Development.docx
+++ b/docs/05_Development.docx
@@ -1783,7 +1783,7 @@
               <w:pStyle w:val="Compact"/>
             </w:pPr>
             <w:r>
-              <w:t xml:space="preserve">raw rows = good rows + refused rows, for every table</w:t>
+              <w:t xml:space="preserve">raw rows = good rows + refused rows, for every table; every good order line reaches fact_sales</w:t>
             </w:r>
           </w:p>
         </w:tc>
@@ -2521,7 +2521,7 @@
         <w:pStyle w:val="FirstParagraph"/>
       </w:pPr>
       <w:r>
-        <w:t xml:space="preserve">To undo a release, revert the merge on main; the deploy then loads PROD with the previous code. Everything can be reloaded from the sources except the history in the three history tables, so back those up before a risky change.</w:t>
+        <w:t xml:space="preserve">To undo a release that only changed code, revert the merge on main; the deploy then loads PROD with the previous code. A revert does not undo a migration: PROD keeps the new table shape, and the old code may fail on it. Undo such a release with a new release that fixes the problem. Everything can be reloaded from the sources except the history in the three history tables, so back those up before a risky change.</w:t>
       </w:r>
     </w:p>
     <w:bookmarkEnd w:id="32"/>
@@ -3595,6 +3595,30 @@
             </w:pPr>
             <w:r>
               <w:t xml:space="preserve">Enough for this brief; a library would be more exact</w:t>
+            </w:r>
+          </w:p>
+        </w:tc>
+      </w:tr>
+      <w:tr>
+        <w:tc>
+          <w:tcPr/>
+          <w:p>
+            <w:pPr>
+              <w:pStyle w:val="Compact"/>
+            </w:pPr>
+            <w:r>
+              <w:t xml:space="preserve">The country list is built from the IP lookup file, so every company's country must be in it</w:t>
+            </w:r>
+          </w:p>
+        </w:tc>
+        <w:tc>
+          <w:tcPr/>
+          <w:p>
+            <w:pPr>
+              <w:pStyle w:val="Compact"/>
+            </w:pPr>
+            <w:r>
+              <w:t xml:space="preserve">Kept small on purpose. dq/referential_integrity.sql stops the run if a company's country is missing; a real project would use a full country list (ISO codes)</w:t>
             </w:r>
           </w:p>
         </w:tc>
